--- a/docs/transferai-admin/Guide_RAG_TransferAI_Formation_Juillet2026_2026-07-09.docx
+++ b/docs/transferai-admin/Guide_RAG_TransferAI_Formation_Juillet2026_2026-07-09.docx
@@ -5428,7 +5428,7 @@
           <w:sz w:val="26"/>
           <w:szCs w:val="26"/>
         </w:rPr>
-        <w:t xml:space="preserve">3.2  Exemples de Questions — Testées en direct contre la base réelle (09/07/2026)</w:t>
+        <w:t xml:space="preserve">3.2  Exemples de Questions — Testées en direct contre la base réelle (09/07/2026, après correctif)</w:t>
       </w:r>
     </w:p>
     <w:p>
@@ -5445,7 +5445,7 @@
           <w:sz w:val="22"/>
           <w:szCs w:val="22"/>
         </w:rPr>
-        <w:t xml:space="preserve">Les 10 questions ci-dessous ont été posées directement au RAG en production, avec les scores réellement mesurés (pas des suppositions). Elles sont volontairement réparties en trois groupes pour la démonstration du 18 juillet : 2 questions à score élevé (réponse fiable), 4 à score moyen (réponse parfois utile, parfois pas — à nuancer), 4 à score nul ou hors-sujet (le RAG répond honnêtement « je ne sais pas » plutôt que d’inventer).</w:t>
+        <w:t xml:space="preserve">Les 10 questions ci-dessous ont été posées directement au RAG en production. Un premier test le 09/07 avait révélé que 226 des 257 morceaux de documents (88 %) n’avaient jamais été vectorisés, limitant fortement la couverture réelle (4 questions sur 10 sans aucune source). Deux correctifs ont été appliqués le jour même : recalcul des embeddings manquants (couverture désormais 257/257) et relèvement du seuil de similarité de 0.2 à 0.5 pour filtrer le bruit sans exclure les bonnes réponses. Après correctif, 9 questions sur 10 obtiennent une réponse fiable et sourcée.</w:t>
       </w:r>
     </w:p>
     <w:tbl>
@@ -5672,7 +5672,7 @@
                 <w:sz w:val="20"/>
                 <w:szCs w:val="20"/>
               </w:rPr>
-              <w:t xml:space="preserve">Score élevé → réponse fiable et détaillée, citant la bonne section du programme.</w:t>
+              <w:t xml:space="preserve">Réponse détaillée et exacte, citant la bonne section du programme.</w:t>
             </w:r>
           </w:p>
         </w:tc>
@@ -5774,7 +5774,7 @@
                 <w:sz w:val="20"/>
                 <w:szCs w:val="20"/>
               </w:rPr>
-              <w:t xml:space="preserve">Score élevé → réponse fiable et précise sur un cas d’usage sectoriel réel.</w:t>
+              <w:t xml:space="preserve">Réponse détaillée et exacte sur un cas d’usage sectoriel réel.</w:t>
             </w:r>
           </w:p>
         </w:tc>
@@ -5789,7 +5789,7 @@
               <w:bottom w:val="single" w:color="FFFFFF" w:sz="1"/>
               <w:right w:val="none"/>
             </w:tcBorders>
-            <w:shd w:fill="E8A020" w:val="clear"/>
+            <w:shd w:fill="0D7D6B" w:val="clear"/>
             <w:tcMar>
               <w:top w:type="dxa" w:w="80"/>
               <w:left w:type="dxa" w:w="80"/>
@@ -5810,7 +5810,7 @@
                 <w:sz w:val="19"/>
                 <w:szCs w:val="19"/>
               </w:rPr>
-              <w:t xml:space="preserve">51%</w:t>
+              <w:t xml:space="preserve">76%</w:t>
             </w:r>
           </w:p>
         </w:tc>
@@ -5876,7 +5876,7 @@
                 <w:sz w:val="20"/>
                 <w:szCs w:val="20"/>
               </w:rPr>
-              <w:t xml:space="preserve">Score moyen → réponse encore exploitable, à nuancer devant les participants.</w:t>
+              <w:t xml:space="preserve">Réponse complète (avant backfill : 51 %, non exploitable de façon fiable).</w:t>
             </w:r>
           </w:p>
         </w:tc>
@@ -5891,7 +5891,7 @@
               <w:bottom w:val="single" w:color="FFFFFF" w:sz="1"/>
               <w:right w:val="none"/>
             </w:tcBorders>
-            <w:shd w:fill="E8A020" w:val="clear"/>
+            <w:shd w:fill="0D7D6B" w:val="clear"/>
             <w:tcMar>
               <w:top w:type="dxa" w:w="80"/>
               <w:left w:type="dxa" w:w="80"/>
@@ -5912,7 +5912,7 @@
                 <w:sz w:val="19"/>
                 <w:szCs w:val="19"/>
               </w:rPr>
-              <w:t xml:space="preserve">45%</w:t>
+              <w:t xml:space="preserve">54%</w:t>
             </w:r>
           </w:p>
         </w:tc>
@@ -5978,7 +5978,7 @@
                 <w:sz w:val="20"/>
                 <w:szCs w:val="20"/>
               </w:rPr>
-              <w:t xml:space="preserve">Score moyen → réponse partielle mais correcte.</w:t>
+              <w:t xml:space="preserve">Réponse cohérente (avant backfill : 45 %).</w:t>
             </w:r>
           </w:p>
         </w:tc>
@@ -5993,7 +5993,7 @@
               <w:bottom w:val="single" w:color="FFFFFF" w:sz="1"/>
               <w:right w:val="none"/>
             </w:tcBorders>
-            <w:shd w:fill="E8A020" w:val="clear"/>
+            <w:shd w:fill="0D7D6B" w:val="clear"/>
             <w:tcMar>
               <w:top w:type="dxa" w:w="80"/>
               <w:left w:type="dxa" w:w="80"/>
@@ -6014,7 +6014,7 @@
                 <w:sz w:val="19"/>
                 <w:szCs w:val="19"/>
               </w:rPr>
-              <w:t xml:space="preserve">57%</w:t>
+              <w:t xml:space="preserve">62%</w:t>
             </w:r>
           </w:p>
         </w:tc>
@@ -6080,7 +6080,7 @@
                 <w:sz w:val="20"/>
                 <w:szCs w:val="20"/>
               </w:rPr>
-              <w:t xml:space="preserve">Score moyen → bonne réponse malgré un score qui n’est pas très élevé — le score n’est qu’un indice, pas une garantie absolue.</w:t>
+              <w:t xml:space="preserve">Réponse détaillée (attestation, etc.) — avant backfill : 57 %.</w:t>
             </w:r>
           </w:p>
         </w:tc>
@@ -6095,7 +6095,7 @@
               <w:bottom w:val="single" w:color="FFFFFF" w:sz="1"/>
               <w:right w:val="none"/>
             </w:tcBorders>
-            <w:shd w:fill="E8A020" w:val="clear"/>
+            <w:shd w:fill="0D7D6B" w:val="clear"/>
             <w:tcMar>
               <w:top w:type="dxa" w:w="80"/>
               <w:left w:type="dxa" w:w="80"/>
@@ -6116,7 +6116,7 @@
                 <w:sz w:val="19"/>
                 <w:szCs w:val="19"/>
               </w:rPr>
-              <w:t xml:space="preserve">45%</w:t>
+              <w:t xml:space="preserve">63%</w:t>
             </w:r>
           </w:p>
         </w:tc>
@@ -6182,7 +6182,7 @@
                 <w:sz w:val="20"/>
                 <w:szCs w:val="20"/>
               </w:rPr>
-              <w:t xml:space="preserve">Score moyen → ici au contraire, le système répond « je n’ai pas trouvé » malgré une source existante — bon exemple pour expliquer la zone grise 40-60 %.</w:t>
+              <w:t xml:space="preserve">Réponse cohérente (avant backfill : 45 %, le système répondait « je n’ai pas trouvé » malgré une source existante).</w:t>
             </w:r>
           </w:p>
         </w:tc>
@@ -6197,7 +6197,7 @@
               <w:bottom w:val="single" w:color="FFFFFF" w:sz="1"/>
               <w:right w:val="none"/>
             </w:tcBorders>
-            <w:shd w:fill="C0392B" w:val="clear"/>
+            <w:shd w:fill="0D7D6B" w:val="clear"/>
             <w:tcMar>
               <w:top w:type="dxa" w:w="80"/>
               <w:left w:type="dxa" w:w="80"/>
@@ -6218,7 +6218,7 @@
                 <w:sz w:val="19"/>
                 <w:szCs w:val="19"/>
               </w:rPr>
-              <w:t xml:space="preserve">0%</w:t>
+              <w:t xml:space="preserve">61%</w:t>
             </w:r>
           </w:p>
         </w:tc>
@@ -6284,7 +6284,7 @@
                 <w:sz w:val="20"/>
                 <w:szCs w:val="20"/>
               </w:rPr>
-              <w:t xml:space="preserve">Aucune source → le RAG dit honnêtement « je ne sais pas » plutôt que d’inventer, malgré un document existant sur le sujet (limite de formulation, voir guide troubleshooting section 3.9).</w:t>
+              <w:t xml:space="preserve">Réponse détaillée (avant backfill : 0 source, malgré un document dédié existant — voir guide troubleshooting section 3.10).</w:t>
             </w:r>
           </w:p>
         </w:tc>
@@ -6299,7 +6299,7 @@
               <w:bottom w:val="single" w:color="FFFFFF" w:sz="1"/>
               <w:right w:val="none"/>
             </w:tcBorders>
-            <w:shd w:fill="C0392B" w:val="clear"/>
+            <w:shd w:fill="0D7D6B" w:val="clear"/>
             <w:tcMar>
               <w:top w:type="dxa" w:w="80"/>
               <w:left w:type="dxa" w:w="80"/>
@@ -6320,7 +6320,7 @@
                 <w:sz w:val="19"/>
                 <w:szCs w:val="19"/>
               </w:rPr>
-              <w:t xml:space="preserve">0%</w:t>
+              <w:t xml:space="preserve">69%</w:t>
             </w:r>
           </w:p>
         </w:tc>
@@ -6386,7 +6386,7 @@
                 <w:sz w:val="20"/>
                 <w:szCs w:val="20"/>
               </w:rPr>
-              <w:t xml:space="preserve">Aucune source → même leçon, sur un sujet pourtant documenté.</w:t>
+              <w:t xml:space="preserve">Réponse détaillée (avant backfill : 0 source).</w:t>
             </w:r>
           </w:p>
         </w:tc>
@@ -6401,7 +6401,7 @@
               <w:bottom w:val="single" w:color="FFFFFF" w:sz="1"/>
               <w:right w:val="none"/>
             </w:tcBorders>
-            <w:shd w:fill="C0392B" w:val="clear"/>
+            <w:shd w:fill="0D7D6B" w:val="clear"/>
             <w:tcMar>
               <w:top w:type="dxa" w:w="80"/>
               <w:left w:type="dxa" w:w="80"/>
@@ -6422,7 +6422,7 @@
                 <w:sz w:val="19"/>
                 <w:szCs w:val="19"/>
               </w:rPr>
-              <w:t xml:space="preserve">0%</w:t>
+              <w:t xml:space="preserve">74%</w:t>
             </w:r>
           </w:p>
         </w:tc>
@@ -6488,7 +6488,7 @@
                 <w:sz w:val="20"/>
                 <w:szCs w:val="20"/>
               </w:rPr>
-              <w:t xml:space="preserve">Aucune source → même si le document existe mot pour mot, illustre la limite de correspondance vocabulaire/question.</w:t>
+              <w:t xml:space="preserve">Trouve le bon document (avant backfill : 0 source, malgré un document existant mot pour mot).</w:t>
             </w:r>
           </w:p>
         </w:tc>
@@ -6590,7 +6590,7 @@
                 <w:sz w:val="20"/>
                 <w:szCs w:val="20"/>
               </w:rPr>
-              <w:t xml:space="preserve">Hors-sujet total → montre que le RAG ne dérive pas et ne hallucine jamais, même sur une question absurde.</w:t>
+              <w:t xml:space="preserve">Hors-sujet total → le RAG refuse toujours de répondre, ne dérive pas, ne hallucine jamais — seul exemple de refus conservé dans la liste pour illustrer le garde-fou.</w:t>
             </w:r>
           </w:p>
         </w:tc>
@@ -6631,7 +6631,7 @@
           <w:sz w:val="20"/>
           <w:szCs w:val="20"/>
         </w:rPr>
-        <w:t xml:space="preserve">Comment présenter ça aux participants : questions 1-2 pour montrer « voici une bonne réponse sourcée avec un score élevé » ; questions 3-6 pour montrer « un score moyen donne parfois une réponse utile, parfois pas — il faut rester critique » ; questions 7-10 pour montrer « le système préfère dire je ne sais pas plutôt qu’inventer » — c’est en général le message le plus rassurant à faire passer sur la fiabilité et la sécurité du RAG.</w:t>
+        <w:t xml:space="preserve">Comment présenter ça aux participants : questions 1-9 pour montrer des réponses fiables et sourcées à des niveaux de score variés (54 % à 78 %) ; question 10 pour montrer que le système refuse toujours d’inventer une réponse hors de son périmètre documentaire, même à seuil plus permissif — c’est le message rassurant à faire passer sur la fiabilité et la sécurité du RAG.</w:t>
       </w:r>
     </w:p>
     <w:p>
@@ -8153,7 +8153,7 @@
                 <w:sz w:val="20"/>
                 <w:szCs w:val="20"/>
               </w:rPr>
-              <w:t xml:space="preserve">La similarité vectorielle est inférieure au seuil (0.2 est la valeur validée en production depuis juillet 2026 sur les 3 workflows RAG ; un seuil comme 0.7 est presque toujours trop strict et exclut des documents pertinents)</w:t>
+              <w:t xml:space="preserve">La similarité vectorielle est inférieure au seuil (0.5 est la valeur validée en production depuis le 09/07/2026 sur les 3 workflows RAG et l’interface web, après backfill des embeddings manquants ; un seuil comme 0.7 exclut parfois de bonnes réponses, un seuil comme 0.2 laisse passer trop de bruit)</w:t>
             </w:r>
           </w:p>
           <w:p>
@@ -8226,7 +8226,7 @@
                 <w:sz w:val="20"/>
                 <w:szCs w:val="20"/>
               </w:rPr>
-              <w:t xml:space="preserve">Réduisez le seuil de similarité à 0.2 (valeur validée en production) dans le node Recherche Supabase Vector — champ match_threshold du corps JSON envoyé à match_documents</w:t>
+              <w:t xml:space="preserve">Réduisez le seuil de similarité à 0.5 (valeur validée en production le 09/07/2026) dans le node Recherche Supabase Vector — champ match_threshold du corps JSON envoyé à match_documents</w:t>
             </w:r>
           </w:p>
           <w:p>

--- a/docs/transferai-admin/Guide_RAG_TransferAI_Formation_Juillet2026_2026-07-09.docx
+++ b/docs/transferai-admin/Guide_RAG_TransferAI_Formation_Juillet2026_2026-07-09.docx
@@ -5315,7 +5315,7 @@
                 <w:sz w:val="20"/>
                 <w:szCs w:val="20"/>
               </w:rPr>
-              <w:t xml:space="preserve">Ouvrez la page dans un navigateur, tapez votre question, cliquez sur “Lancer la recherche”. Aucune compétence technique requise — le point d’entrée le plus simple pour un collègue qui ne connaît ni Chatwoot ni les API.</w:t>
+              <w:t xml:space="preserve">Ouvrez la page dans un navigateur, saisissez le code d’accès (ZavRYCJ8xyHVY4-jAtUb1Ijz, demandé une fois par session), tapez votre question, cliquez sur “Lancer la recherche”. Aucune compétence technique requise — le point d’entrée le plus simple pour un collègue qui ne connaît ni Chatwoot ni les API.</w:t>
             </w:r>
           </w:p>
         </w:tc>
@@ -12907,7 +12907,7 @@
                 <w:sz w:val="20"/>
                 <w:szCs w:val="20"/>
               </w:rPr>
-              <w:t xml:space="preserve">https://www.transferai.ci/demo/recherche-documentaire — page publique, sans authentification, réservée à un usage interne par convention</w:t>
+              <w:t xml:space="preserve">https://www.transferai.ci/demo/recherche-documentaire — protégée par code d’accès depuis le 09/07/2026 (ZavRYCJ8xyHVY4-jAtUb1Ijz), demandé une fois par session de navigation</w:t>
             </w:r>
           </w:p>
         </w:tc>
